--- a/website/public/es/resumes/creative-tech.docx
+++ b/website/public/es/resumes/creative-tech.docx
@@ -82,7 +82,7 @@
           <w:i w:val="false"/>
           <w:iCs w:val="false"/>
         </w:rPr>
-        <w:t xml:space="preserve">Ingeniero de Software con formación en Ingeniería Electrónica y apasionado por desarrollar tecnología que conecta el software con experiencias interactivas. Experiencia construyendo aplicaciones web, servicios en la nube y herramientas para flujos de trabajo creativos, con interés en TouchDesigner, instalaciones interactivas, sistemas de telemetría y desarrollo asistido por IA.</w:t>
+        <w:t xml:space="preserve">Ingeniero de Software con formación en Ingeniería Electrónica, apasionado por conectar el software con experiencias interactivas. Con experiencia en aplicaciones web, servicios en la nube y herramientas para flujos creativos, abarcando TouchDesigner, instalaciones interactivas, sistemas de telemetría y desarrollo asistido por IA.</w:t>
       </w:r>
     </w:p>
     <w:p>
@@ -100,7 +100,7 @@
         <w:spacing w:after="80" w:before="240"/>
       </w:pPr>
       <w:r>
-        <w:t xml:space="preserve">Ingeniero de Software Independiente — Self-employed</w:t>
+        <w:t xml:space="preserve">Ingeniero de Software Independiente</w:t>
       </w:r>
     </w:p>
     <w:p>
@@ -112,33 +112,46 @@
           <w:i/>
           <w:iCs/>
         </w:rPr>
-        <w:t xml:space="preserve">Jun 2023 – Presente · Remote · Independiente</w:t>
-      </w:r>
-    </w:p>
-    <w:p>
-      <w:pPr>
-        <w:pStyle w:val="ListParagraph"/>
-        <w:numPr>
-          <w:ilvl w:val="0"/>
-          <w:numId w:val="1"/>
-        </w:numPr>
-        <w:spacing w:after="40"/>
-      </w:pPr>
-      <w:r>
-        <w:t xml:space="preserve">Construí Aplicaciones Web Progresivas (PWAs) con enfoque en experiencias mobile-first, principios local-first y arquitectura de software mantenible.</w:t>
-      </w:r>
-    </w:p>
-    <w:p>
-      <w:pPr>
-        <w:pStyle w:val="ListParagraph"/>
-        <w:numPr>
-          <w:ilvl w:val="0"/>
-          <w:numId w:val="1"/>
-        </w:numPr>
-        <w:spacing w:after="40"/>
-      </w:pPr>
-      <w:r>
-        <w:t xml:space="preserve">Construí experiencias de software interactivas integrando licenciamiento de TouchDesigner, recolección de telemetría y gestión de licencias basada en la nube.</w:t>
+        <w:t xml:space="preserve">Jun 2023 – Presente · Remote</w:t>
+      </w:r>
+    </w:p>
+    <w:p>
+      <w:pPr>
+        <w:pStyle w:val="ListParagraph"/>
+        <w:numPr>
+          <w:ilvl w:val="0"/>
+          <w:numId w:val="1"/>
+        </w:numPr>
+        <w:spacing w:after="40"/>
+      </w:pPr>
+      <w:r>
+        <w:t xml:space="preserve">Diseñé, desarrollé y desplegué aplicaciones web listas para producción desde el concepto hasta el despliegue.</w:t>
+      </w:r>
+    </w:p>
+    <w:p>
+      <w:pPr>
+        <w:pStyle w:val="ListParagraph"/>
+        <w:numPr>
+          <w:ilvl w:val="0"/>
+          <w:numId w:val="1"/>
+        </w:numPr>
+        <w:spacing w:after="40"/>
+      </w:pPr>
+      <w:r>
+        <w:t xml:space="preserve">Desarrollé aplicaciones cloud-native utilizando React, TypeScript, tecnologías de Aplicaciones Web Progresivas y la plataforma de borde de Cloudflare.</w:t>
+      </w:r>
+    </w:p>
+    <w:p>
+      <w:pPr>
+        <w:pStyle w:val="ListParagraph"/>
+        <w:numPr>
+          <w:ilvl w:val="0"/>
+          <w:numId w:val="1"/>
+        </w:numPr>
+        <w:spacing w:after="40"/>
+      </w:pPr>
+      <w:r>
+        <w:t xml:space="preserve">Construí herramientas conectadas a la nube para experiencias interactivas, incluyendo sistemas de licenciamiento y telemetría para despliegues de TouchDesigner.</w:t>
       </w:r>
     </w:p>
     <w:p>
@@ -159,7 +172,7 @@
           <w:i/>
           <w:iCs/>
         </w:rPr>
-        <w:t xml:space="preserve">Oct 2022 – May 2023 · Medellín, Colombia · Pasantía</w:t>
+        <w:t xml:space="preserve">Oct 2022 – May 2023 · Remote · Pasantía</w:t>
       </w:r>
     </w:p>
     <w:p>
@@ -252,7 +265,7 @@
           <w:i w:val="false"/>
           <w:iCs w:val="false"/>
         </w:rPr>
-        <w:t xml:space="preserve">Tecnologías: React, TypeScript, Progressive Web App, Cloudflare Workers, Blockchain</w:t>
+        <w:t xml:space="preserve">Tecnologías: React, TypeScript, Cloudflare Workers</w:t>
       </w:r>
     </w:p>
     <w:p>
@@ -310,19 +323,19 @@
         <w:spacing w:after="40"/>
       </w:pPr>
       <w:r>
-        <w:t xml:space="preserve">Implementó telemetría mediante heartbeats para el monitoreo remoto de experiencias interactivas desplegadas.</w:t>
-      </w:r>
-    </w:p>
-    <w:p>
-      <w:pPr>
-        <w:spacing w:after="80"/>
-      </w:pPr>
-      <w:r>
-        <w:rPr>
-          <w:i w:val="false"/>
-          <w:iCs w:val="false"/>
-        </w:rPr>
-        <w:t xml:space="preserve">Tecnologías: React, TypeScript, Cloudflare Workers, Cloudflare KV, REST API</w:t>
+        <w:t xml:space="preserve">Desarrollé un sistema de licenciamiento en la nube con telemetría mediante heartbeats para monitorear implementaciones de TouchDesigner.</w:t>
+      </w:r>
+    </w:p>
+    <w:p>
+      <w:pPr>
+        <w:spacing w:after="80"/>
+      </w:pPr>
+      <w:r>
+        <w:rPr>
+          <w:i w:val="false"/>
+          <w:iCs w:val="false"/>
+        </w:rPr>
+        <w:t xml:space="preserve">Tecnologías: React, TypeScript, Cloudflare Workers</w:t>
       </w:r>
     </w:p>
     <w:p>
@@ -379,7 +392,7 @@
           <w:i w:val="false"/>
           <w:iCs w:val="false"/>
         </w:rPr>
-        <w:t xml:space="preserve">Tecnologías: React, TypeScript, Cloudflare Workers, Cloudflare KV, Generative AI, x402</w:t>
+        <w:t xml:space="preserve">Tecnologías: React, TypeScript, Cloudflare Workers</w:t>
       </w:r>
     </w:p>
     <w:p>
@@ -470,45 +483,6 @@
           <w:iCs/>
         </w:rPr>
         <w:t xml:space="preserve">Ago 2014 – Jun 2023 · Medellín, Colombia</w:t>
-      </w:r>
-    </w:p>
-    <w:p>
-      <w:pPr>
-        <w:pStyle w:val="ListParagraph"/>
-        <w:numPr>
-          <w:ilvl w:val="0"/>
-          <w:numId w:val="1"/>
-        </w:numPr>
-        <w:spacing w:after="40"/>
-      </w:pPr>
-      <w:r>
-        <w:t xml:space="preserve">Desarrollé una base sólida en ingeniería de software, sistemas embebidos, electrónica, matemáticas y arquitectura de computadores.</w:t>
-      </w:r>
-    </w:p>
-    <w:p>
-      <w:pPr>
-        <w:pStyle w:val="ListParagraph"/>
-        <w:numPr>
-          <w:ilvl w:val="0"/>
-          <w:numId w:val="1"/>
-        </w:numPr>
-        <w:spacing w:after="40"/>
-      </w:pPr>
-      <w:r>
-        <w:t xml:space="preserve">Completé una pasantía de ingeniería enfocada en desarrollo web moderno, migración a TypeScript y librerías de componentes reutilizables.</w:t>
-      </w:r>
-    </w:p>
-    <w:p>
-      <w:pPr>
-        <w:pStyle w:val="ListParagraph"/>
-        <w:numPr>
-          <w:ilvl w:val="0"/>
-          <w:numId w:val="1"/>
-        </w:numPr>
-        <w:spacing w:after="40"/>
-      </w:pPr>
-      <w:r>
-        <w:t xml:space="preserve">Transicioné mis intereses académicos hacia la ingeniería de software a través del desarrollo independiente de productos y tecnologías web modernas.</w:t>
       </w:r>
     </w:p>
     <w:p>
